--- a/road-to-revolution/Day2_Response_Sheet.docx
+++ b/road-to-revolution/Day2_Response_Sheet.docx
@@ -799,7 +799,7 @@
                 <w:i w:val="0"/>
                 <w:sz w:val="18"/>
               </w:rPr>
-              <w:t xml:space="preserve">The king is our king. We should obey… </w:t>
+              <w:t xml:space="preserve">The king is our ruler. We should obey… </w:t>
             </w:r>
             <w:r>
               <w:rPr>
@@ -840,7 +840,7 @@
                 <w:i w:val="0"/>
                 <w:sz w:val="18"/>
               </w:rPr>
-              <w:t xml:space="preserve">Both sides shout too much. Let us wait and see… </w:t>
+              <w:t xml:space="preserve">Both sides shout too much. I will wait and see… </w:t>
             </w:r>
             <w:r>
               <w:rPr>
@@ -1051,7 +1051,7 @@
                 <w:i w:val="0"/>
                 <w:sz w:val="18"/>
               </w:rPr>
-              <w:t xml:space="preserve">Let us stop buying British goods… </w:t>
+              <w:t xml:space="preserve">We should stop buying British goods… </w:t>
             </w:r>
             <w:r>
               <w:rPr>

--- a/road-to-revolution/Day2_Response_Sheet.docx
+++ b/road-to-revolution/Day2_Response_Sheet.docx
@@ -89,7 +89,7 @@
           <w:i w:val="0"/>
           <w:sz w:val="20"/>
         </w:rPr>
-        <w:t>Six self-paced parts, one per page. Students READ and TAP on screen; they WRITE only on this sheet and the ledger strip. Wrong taps can be retried. The Next button unlocks when a page is complete; finished parts fill a blue ink seal in the top bar (visible from across the room) and can be reopened from the top bar. Progress is lost on refresh (one sitting); this sheet is the grade.</w:t>
+        <w:t>Six self-paced parts, one per page. Students READ and TAP on screen; they WRITE only on this sheet and the ledger strip. Wrong taps can be retried. The Next button unlocks when a page is complete; finished parts fill a blue ink seal in the top bar (visible from across the room) and can be reopened from the top bar. Progress is saved in the browser (“Start over” on the start page erases it); this sheet is the grade.</w:t>
       </w:r>
     </w:p>
     <w:p>
